--- a/ky/discovery-articles/1.16 Жылкыны колго үйрөтүү.docx
+++ b/ky/discovery-articles/1.16 Жылкыны колго үйрөтүү.docx
@@ -4,527 +4,350 @@
   <w:body>
     <w:p>
       <w:pPr>
-        <w:keepNext/>
-        <w:spacing w:before="280" w:after="120"/>
+        <w:pStyle w:val="Title"/>
+        <w:widowControl/>
       </w:pPr>
       <w:r>
-        <w:rPr>
-          <w:rFonts w:ascii="Calibri" w:hAnsi="Calibri" w:eastAsia="Calibri"/>
-          <w:b/>
-          <w:i w:val="0"/>
-          <w:color w:val="004E8C"/>
-          <w:sz w:val="44"/>
-        </w:rPr>
         <w:t>1.16 Жылкыны колго үйрөтүү</w:t>
       </w:r>
     </w:p>
     <w:p>
       <w:pPr>
-        <w:spacing w:after="80"/>
+        <w:keepNext/>
+        <w:widowControl/>
       </w:pPr>
       <w:r>
         <w:rPr>
-          <w:rFonts w:ascii="Calibri" w:hAnsi="Calibri" w:eastAsia="Calibri"/>
-          <w:b w:val="0"/>
-          <w:i/>
-          <w:color w:val="505050"/>
-          <w:sz w:val="22"/>
+          <w:sz w:val="20"/>
         </w:rPr>
-        <w:t>1. Цивилизациянын пайдубалы</w:t>
-      </w:r>
-    </w:p>
-    <w:p>
-      <w:pPr>
-        <w:spacing w:after="200"/>
-      </w:pPr>
-      <w:r>
-        <w:rPr>
-          <w:rFonts w:ascii="Calibri" w:hAnsi="Calibri" w:eastAsia="Calibri"/>
-          <w:b w:val="0"/>
-          <w:i/>
-          <w:sz w:val="22"/>
-        </w:rPr>
-        <w:t>Мезгил: болжол менен б.з.ч. IV–III миң жылдыктар (Евразия талаалары боюнча талаштуу мезгил); кийин дүйнөдөгү араба жана атчан аскер доору | Негизги өкүлдөр: Евразия талааларынын малчылары (Ботай маданияты жана ага байланыштуу талаштар); кийин Евразиядагы арабачы маданияттар жана атчан коомдор</w:t>
-      </w:r>
-    </w:p>
-    <w:p>
-      <w:pPr>
-        <w:spacing w:after="160" w:line="276" w:lineRule="auto"/>
-      </w:pPr>
-      <w:r>
-        <w:rPr>
-          <w:rFonts w:ascii="Calibri" w:hAnsi="Calibri" w:eastAsia="Calibri"/>
-          <w:b w:val="0"/>
-          <w:i w:val="0"/>
-          <w:sz w:val="22"/>
-        </w:rPr>
-        <w:t>Жылкыны колго үйрөтүү жапайы оттоочу жаныбарды минүүгө, жүк ташууга жана араба тартууга көмөкчү кылган. Кургактагы ылдамдык менен аралык көбөйүп, малчылык, согуш, почта жана алыскы элдердин байланышы түп-тамырынан өзгөргөн.</w:t>
+        <w:t>1. Цивилизациянын негиздери</w:t>
       </w:r>
     </w:p>
     <w:p>
       <w:pPr>
         <w:keepNext/>
-        <w:spacing w:before="240" w:after="120"/>
+        <w:widowControl/>
       </w:pPr>
       <w:r>
         <w:rPr>
-          <w:rFonts w:ascii="Calibri" w:hAnsi="Calibri" w:eastAsia="Calibri"/>
-          <w:b/>
-          <w:i w:val="0"/>
-          <w:color w:val="004E8C"/>
-          <w:sz w:val="28"/>
+          <w:sz w:val="20"/>
         </w:rPr>
-        <w:t>Негизги фактылар</w:t>
+        <w:t>Мезгил: болжол менен б. з. ч. IV–III миң жылдыктар (Евразия талаалары боюнча талкуулар); кийин дүйнөдөгү араба жана атчан аскер доорлору | Негизги салым кошкондор: Евразия талааларынын малчылары, анын ичинде Ботайга байланышкан талкуулар; кийин Евразиядагы араба жана атчан коомдор</w:t>
+      </w:r>
+    </w:p>
+    <w:p>
+      <w:pPr>
+        <w:widowControl/>
+      </w:pPr>
+      <w:r>
+        <w:t>Жылкыны колго үйрөтүү жапайы жайылган жаныбарды минип жүрүүчү, жүк артуучу жана араба тартуучу жардамчыга айландырган. Кургактагы ылдамдык менен жүрүү аралыгынын өсүшү малчылыкты, согушту, кабар жеткирүүнү жана алыскы элдердин байланышын өзгөрткөн.</w:t>
+      </w:r>
+    </w:p>
+    <w:p>
+      <w:pPr>
+        <w:pStyle w:val="Heading1"/>
+        <w:widowControl/>
+      </w:pPr>
+      <w:r>
+        <w:t>Негизги маалыматтар</w:t>
       </w:r>
     </w:p>
     <w:p>
       <w:pPr>
         <w:pStyle w:val="ListBullet"/>
+        <w:widowControl/>
       </w:pPr>
       <w:r>
-        <w:rPr>
-          <w:rFonts w:ascii="Calibri" w:hAnsi="Calibri" w:eastAsia="Calibri"/>
-          <w:b w:val="0"/>
-          <w:i w:val="0"/>
-          <w:sz w:val="22"/>
-        </w:rPr>
-        <w:t>Генетикалык жана археологиялык маалыматтар жылкыны алгач башкаруу Евразия талааларында башталганын көрсөтөт</w:t>
+        <w:t>Генетикалык жана археологиялык далилдер Евразия талааларында жылкыны эрте багып-башкаруу болгонун көрсөтөт.</w:t>
       </w:r>
     </w:p>
     <w:p>
       <w:pPr>
         <w:pStyle w:val="ListBullet"/>
+        <w:widowControl/>
       </w:pPr>
       <w:r>
-        <w:rPr>
-          <w:rFonts w:ascii="Calibri" w:hAnsi="Calibri" w:eastAsia="Calibri"/>
-          <w:b w:val="0"/>
-          <w:i w:val="0"/>
-          <w:sz w:val="22"/>
-        </w:rPr>
-        <w:t>Ооздуктун тиштеги изи, короо калдыктары жана идиштеги бээ сүтүнүн калдыгы окумуштуулар талкуулаган далилдердин катарына кирет</w:t>
+        <w:t>Ооздуктан калган эскирүү, короолор жана сүт калдыктары — изилдөөчүлөр талкуулаган белгилердин айрымдары.</w:t>
       </w:r>
     </w:p>
     <w:p>
       <w:pPr>
         <w:pStyle w:val="ListBullet"/>
+        <w:widowControl/>
       </w:pPr>
       <w:r>
-        <w:rPr>
-          <w:rFonts w:ascii="Calibri" w:hAnsi="Calibri" w:eastAsia="Calibri"/>
-          <w:b w:val="0"/>
-          <w:i w:val="0"/>
-          <w:sz w:val="22"/>
-        </w:rPr>
-        <w:t>Б.з.ч. II миң жылдыкта ат чегилген согуш арабалары бийликтин жана кадыр-барктын белгиси катары кеңири тараган</w:t>
+        <w:t>Б. з. ч. II миң жылдыкта ат чегилген согуш арабалары бийлик менен кадыр-барктын жайылышына катышкан.</w:t>
       </w:r>
     </w:p>
     <w:p>
       <w:pPr>
         <w:pStyle w:val="ListBullet"/>
+        <w:widowControl/>
       </w:pPr>
       <w:r>
-        <w:rPr>
-          <w:rFonts w:ascii="Calibri" w:hAnsi="Calibri" w:eastAsia="Calibri"/>
-          <w:b w:val="0"/>
-          <w:i w:val="0"/>
-          <w:sz w:val="22"/>
-        </w:rPr>
-        <w:t>Кийин ат минүү согушту, малчылыкты жана алыскы кабар жеткирүүнү өзгөрткөн</w:t>
+        <w:t>Кийин ат минүү согушту, мал кайтарууну жана алыска кабар жөнөтүүнү өзгөрткөн.</w:t>
       </w:r>
     </w:p>
     <w:p>
       <w:pPr>
         <w:pStyle w:val="ListBullet"/>
+        <w:widowControl/>
       </w:pPr>
       <w:r>
-        <w:rPr>
-          <w:rFonts w:ascii="Calibri" w:hAnsi="Calibri" w:eastAsia="Calibri"/>
-          <w:b w:val="0"/>
-          <w:i w:val="0"/>
-          <w:sz w:val="22"/>
-        </w:rPr>
-        <w:t>Темир жол жана автомобиль дооруна чейин жылкы кургактагы негизги унаа болуп калган</w:t>
+        <w:t>Темир жол менен автомобиль дооруна чейин жылкы кургактагы негизги транспорт болуп калган.</w:t>
       </w:r>
     </w:p>
     <w:p>
       <w:pPr>
-        <w:keepNext/>
-        <w:spacing w:before="240" w:after="120"/>
+        <w:pStyle w:val="Heading1"/>
+        <w:widowControl/>
       </w:pPr>
       <w:r>
-        <w:rPr>
-          <w:rFonts w:ascii="Calibri" w:hAnsi="Calibri" w:eastAsia="Calibri"/>
-          <w:b/>
-          <w:i w:val="0"/>
-          <w:color w:val="004E8C"/>
-          <w:sz w:val="28"/>
-        </w:rPr>
-        <w:t>Бул эмне</w:t>
+        <w:t>Бул эмне?</w:t>
       </w:r>
     </w:p>
     <w:p>
       <w:pPr>
-        <w:spacing w:after="160" w:line="276" w:lineRule="auto"/>
+        <w:widowControl/>
       </w:pPr>
       <w:r>
-        <w:rPr>
-          <w:rFonts w:ascii="Calibri" w:hAnsi="Calibri" w:eastAsia="Calibri"/>
-          <w:b w:val="0"/>
-          <w:i w:val="0"/>
-          <w:sz w:val="22"/>
-        </w:rPr>
-        <w:t>Жылкыны колго үйрөтүү — Equus тукумундагы жаныбарларды узак мөөнөттүү адам көзөмөлүндө багып, көбөйтүп, сүт, эт, жүк, араба же минүү үчүн үйрөтүү. Үй жылкысы бир жолу гана жоошутулган жапайы жаныбар эмес; анын мүнөзү менен күчү муундар бою тандалып өзгөрөт. Жөнөкөй айтканда, адамдар сапары менен эмгегин эң ылдам жөө күлүктөн да тез жаныбарга байланыштырган. Ушул өнөктөштүк бир күндүк жолдун картасын кеңейткен.</w:t>
+        <w:t>Жылкыны колго үйрөтүү Equus тукумундагы жаныбарларды узак мөөнөт адам көзөмөлүндө көбөйтүүнү, багууну жана сүт, эт, жүк, араба же минүү үчүн машыктырууну билдирет. Үй жылкысы бир жолу гана көндүрүлгөн жапайы ат эмес: муундар бою мүнөзүнө жана күчүнө карап тандоо жүргүзүлөт. Адамдар сапарын жана эмгегин эң күлүк адамдан да ылдам жаныбарга байланыштырган. Муну менен бир күндө жетүүгө мүмкүн болгон аралык кеңейген.</w:t>
       </w:r>
     </w:p>
     <w:p>
       <w:pPr>
-        <w:keepNext/>
-        <w:spacing w:before="240" w:after="120"/>
+        <w:pStyle w:val="Heading1"/>
+        <w:widowControl/>
       </w:pPr>
       <w:r>
-        <w:rPr>
-          <w:rFonts w:ascii="Calibri" w:hAnsi="Calibri" w:eastAsia="Calibri"/>
-          <w:b/>
-          <w:i w:val="0"/>
-          <w:color w:val="004E8C"/>
-          <w:sz w:val="28"/>
-        </w:rPr>
-        <w:t>Аны ким ачкан же ойлоп тапкан</w:t>
+        <w:t xml:space="preserve">Ким ойлоп тапкан</w:t>
       </w:r>
     </w:p>
     <w:p>
       <w:pPr>
-        <w:spacing w:after="160" w:line="276" w:lineRule="auto"/>
+        <w:widowControl/>
       </w:pPr>
       <w:r>
-        <w:rPr>
-          <w:rFonts w:ascii="Calibri" w:hAnsi="Calibri" w:eastAsia="Calibri"/>
-          <w:b w:val="0"/>
-          <w:i w:val="0"/>
-          <w:sz w:val="22"/>
-        </w:rPr>
-        <w:t>Алгачкы жылкы баккандардын аты тарыхта калган эмес. Азыркы изилдөөлөрдө Евразия талааларындагы коомдор негизги орунда турат, бирок так жер менен мезгил тууралуу талаш дагы уланууда. Кийин Жакынкы Чыгышта, Европада жана Азияда араба жасаган элдер, ошондой эле скифтерден монголдорго чейинки атчан малчылар жылкыны колдонуунун жаңы жолдорун өнүктүрүшкөн. Билим патент аркылуу эмес, чабандес менен жылкы багуучунун тажрыйбасы аркылуу тараган.</w:t>
+        <w:t>Алгачкы жылкыларды багып-башкарган адамдардын аттары белгисиз. Азыркы изилдөөлөрдө Евразиянын талаа коомдору негизги орунда турат, бирок так жерлер жана даталар тууралуу талаштар уланууда. Кийин Жакынкы Чыгыштын, Европанын жана Азиянын араба усталары, ошондой эле скифтерден монголдорго чейинки атчан малчы коомдор жылкынын колдонулушун кеңейткен. Билим патент аркылуу эмес, атчандар менен жылкы багуучулар аркылуу берилген.</w:t>
       </w:r>
     </w:p>
     <w:p>
       <w:pPr>
-        <w:keepNext/>
-        <w:spacing w:before="240" w:after="120"/>
+        <w:pStyle w:val="Heading1"/>
+        <w:widowControl/>
       </w:pPr>
       <w:r>
-        <w:rPr>
-          <w:rFonts w:ascii="Calibri" w:hAnsi="Calibri" w:eastAsia="Calibri"/>
-          <w:b/>
-          <w:i w:val="0"/>
-          <w:color w:val="004E8C"/>
-          <w:sz w:val="28"/>
-        </w:rPr>
-        <w:t>Качан жана кантип пайда болгон</w:t>
+        <w:t>Качан жана кантип пайда болгон?</w:t>
       </w:r>
     </w:p>
     <w:p>
       <w:pPr>
-        <w:spacing w:after="160" w:line="276" w:lineRule="auto"/>
+        <w:widowControl/>
       </w:pPr>
       <w:r>
-        <w:rPr>
-          <w:rFonts w:ascii="Calibri" w:hAnsi="Calibri" w:eastAsia="Calibri"/>
-          <w:b w:val="0"/>
-          <w:i w:val="0"/>
-          <w:sz w:val="22"/>
-        </w:rPr>
-        <w:t>Б.з.ч. IV–III миң жылдыктарда талаа аймактарында жылкыны башкаруунун издери көбөйөт, бирок окумуштуулар алгач минүү үчүнбү же сүтү менен эти үчүнбү багылганын талкуулашат. Б.з.ч. II миң жылдыктагы согуш арабалары жылкынын күчүн Афро-Евразияга жайылткан. Б.з.ч. I миң жылдыкта жана андан кийин чыныгы атчан аскер маданияттары гүлдөп өнүккөн. Ар бир баскычка ооздук, ат жабдыгы, тоют жана ээликти жөнгө салган коомдук эрежелер керек болгон. Жылкы чөптүү жайыт, согуш жана соода жолу менен тараган.</w:t>
+        <w:t>Б. з. ч. IV–III миң жылдыктарда талааларда жылкы багып-башкаруунун далилдери көбөйөт. Бирок окумуштуулар бул белгилер ат минүүгөбү, саангабы же эт үчүн багуугабы тиешелүү экенин талкуулашат. II миң жылдыктагы арабалар жылкы күчүн Африка, Европа жана Азияга тараткан. Атчан аскерге таянган маданияттар б. з. ч. I миң жылдыкта жана андан кийин күч алган. Ар бир баскычка ооздук, ат жабдыктары, тоют жана ээлик тууралуу коомдук эрежелер керек болгон. Таралууга жайыт, согуш жана соода таасир эткен.</w:t>
       </w:r>
     </w:p>
     <w:p>
       <w:pPr>
-        <w:keepNext/>
-        <w:spacing w:before="240" w:after="120"/>
+        <w:pStyle w:val="Heading1"/>
+        <w:widowControl/>
       </w:pPr>
       <w:r>
-        <w:rPr>
-          <w:rFonts w:ascii="Calibri" w:hAnsi="Calibri" w:eastAsia="Calibri"/>
-          <w:b/>
-          <w:i w:val="0"/>
-          <w:color w:val="004E8C"/>
-          <w:sz w:val="28"/>
-        </w:rPr>
-        <w:t>Илимий жактан мааниси</w:t>
+        <w:t>Илим үчүн мааниси</w:t>
       </w:r>
     </w:p>
     <w:p>
       <w:pPr>
-        <w:spacing w:after="160" w:line="276" w:lineRule="auto"/>
+        <w:widowControl/>
       </w:pPr>
       <w:r>
-        <w:rPr>
-          <w:rFonts w:ascii="Calibri" w:hAnsi="Calibri" w:eastAsia="Calibri"/>
-          <w:b w:val="0"/>
-          <w:i w:val="0"/>
-          <w:sz w:val="22"/>
-        </w:rPr>
-        <w:t>Жылкыны колго үйрөтүү — тандоонун таасири астындагы эволюциянын айкын мисалы: атайын көбөйтүү анын көлөмүн, басышын жана мүнөзүн өзгөрткөн. Археология, байыркы ДНК жана изотоптук талдоо бул процесстин мезгили менен таралышын аныктайт. Туяк, тарамыш жана жүк көтөрүү жөнүндөгү ветеринардык жана биомеханикалык билим жылкы менен кошо өнүккөн. Машинага чейин жылкы аралыкты да өлчөгөн: анын бир күндө баскан жолу адам үчүн тирүү өлчөм болгон.</w:t>
+        <w:t>Жылкыны колго үйрөтүү тандоонун эволюцияга тийгизген таасирин көрсөтөт: багып-көбөйтүү аркылуу дене өлчөмү, басышы жана жүрүм-туруму өзгөрөт. Археология, байыркы дезоксирибонуклеин кислотасы — ДНК — жана изотоптук изилдөөлөр бул процесстин мезгилин жана таралышын аныктоого жардам берет. Туяк, тарамыш жана көтөрүлүүчү жүк тууралуу ветеринардык жана кыймыл механикасына байланышкан билим өскөн. Машиналарга чейин ат менен жүрүү аралыгы убакытты жана алыс-жакынды баалоонун жандуу өлчөмү болгон.</w:t>
       </w:r>
     </w:p>
     <w:p>
       <w:pPr>
-        <w:keepNext/>
-        <w:spacing w:before="240" w:after="120"/>
+        <w:pStyle w:val="Heading1"/>
+        <w:widowControl/>
       </w:pPr>
       <w:r>
-        <w:rPr>
-          <w:rFonts w:ascii="Calibri" w:hAnsi="Calibri" w:eastAsia="Calibri"/>
-          <w:b/>
-          <w:i w:val="0"/>
-          <w:color w:val="004E8C"/>
-          <w:sz w:val="28"/>
-        </w:rPr>
-        <w:t>Кийинки өнүгүүлөргө тийгизген таасири</w:t>
+        <w:t>Кийинки өнүгүүгө тийгизген таасири</w:t>
       </w:r>
     </w:p>
     <w:p>
       <w:pPr>
-        <w:spacing w:after="160" w:line="276" w:lineRule="auto"/>
+        <w:widowControl/>
       </w:pPr>
       <w:r>
-        <w:rPr>
-          <w:rFonts w:ascii="Calibri" w:hAnsi="Calibri" w:eastAsia="Calibri"/>
-          <w:b w:val="0"/>
-          <w:i w:val="0"/>
-          <w:sz w:val="22"/>
-        </w:rPr>
-        <w:t>Согуш арабасы менен атчан аскер мамлекеттерди өзгөрткөн; почта аты менен ат араба империяларды байланыштырган; сокого жана жүк арабасына чегилген ат шаарларды азык менен камсыз кылган. Ветеринария, жол куруу жана кийин тукум китептери жылкы багууну өзүнчө тармакка айланткан. Темир жол менен автомобиль көпчүлүк ташууда атты алмаштырган, бирок полицияда, спортто жана дарылоочу машыгууда жылкы дагы эле колдонулат. Жылкы болбогондо жаңы доорго чейинки кургактагы ылдамдык да, талаа империяларынын аймагы да кыйла чектелүү болмок.</w:t>
+        <w:t>Согуш арабалары менен атчан аскер мамлекеттерди өзгөрткөн; почта аттары жана жүргүнчү арабалар империяларды байланыштырган; соко менен жүк арабага чегилген аттар шаарларды азык менен камсыз кылган. Ветеринария, жолдор жана кийин жылкынын тукумун каттаган китептер багып-көбөйтүүнү уюшкан ишке айландырган. Темир жолдор менен машиналар ат транспортунун көбүн алмаштырган. Бирок жылкы полицияда, спортто жана дарылоочу иштерде дагы эле колдонулат. Ат болбосо, азыркыга чейинки кургактагы ылдамдык жана малчы империялардын масштабы кыйла кичине болмок.</w:t>
       </w:r>
     </w:p>
     <w:p>
       <w:pPr>
-        <w:keepNext/>
-        <w:spacing w:before="240" w:after="120"/>
+        <w:pStyle w:val="Heading1"/>
+        <w:widowControl/>
       </w:pPr>
       <w:r>
-        <w:rPr>
-          <w:rFonts w:ascii="Calibri" w:hAnsi="Calibri" w:eastAsia="Calibri"/>
-          <w:b/>
-          <w:i w:val="0"/>
-          <w:color w:val="004E8C"/>
-          <w:sz w:val="28"/>
-        </w:rPr>
-        <w:t>Адамдардын жашоосун кантип өзгөрткөн</w:t>
+        <w:t>Адамдардын жашоосун кантип өзгөрткөн?</w:t>
       </w:r>
     </w:p>
     <w:p>
       <w:pPr>
-        <w:spacing w:after="160" w:line="276" w:lineRule="auto"/>
+        <w:widowControl/>
       </w:pPr>
       <w:r>
-        <w:rPr>
-          <w:rFonts w:ascii="Calibri" w:hAnsi="Calibri" w:eastAsia="Calibri"/>
-          <w:b w:val="0"/>
-          <w:i w:val="0"/>
-          <w:sz w:val="22"/>
-        </w:rPr>
-        <w:t>Малчылар алыскы жайытка жете алган, чабарман ушактан озуп кабар жеткирген, жоокер чабуул коюп, көздөн кайым боло алган. Бирок жылкы адамдын азыгына да керектүү тоютту талап кылып, согуш талаасындагы коркунучту күчөткөн. Көптөгөн коомдордо туяктын дүбүртү адамдын баскан үнүндөй эле көнүмүш болгон. Жылкы жашоонун өзөгү болгон жерде кадыр-барк, калың жана жер-суу аттары да аны менен байланышкан.</w:t>
+        <w:t>Малчылар алыскы жайытка жеткен; чабармандар кабарды оозеки ушактан тез жеткирген; жоокерлер күтүүсүз кол салып, тез чегине алган. Ошол эле учурда жылкыга тоют даярдоо адамдардын азык ресурстары менен атаандашып, согуш талаасына жаңы коркунучтарды алып келген. Көп коомдордо туяктын дүбүртү адамдын кадамындай эле кадимки үн болгон. Жылкы негизги орунда турган жерде коомдук даража, үйлөнүүдө берилген белектер жана жер аттары да аны менен байланышкан.</w:t>
       </w:r>
     </w:p>
     <w:p>
       <w:pPr>
-        <w:keepNext/>
-        <w:spacing w:before="240" w:after="120"/>
+        <w:pStyle w:val="Heading1"/>
+        <w:widowControl/>
       </w:pPr>
       <w:r>
-        <w:rPr>
-          <w:rFonts w:ascii="Calibri" w:hAnsi="Calibri" w:eastAsia="Calibri"/>
-          <w:b/>
-          <w:i w:val="0"/>
-          <w:color w:val="004E8C"/>
-          <w:sz w:val="28"/>
-        </w:rPr>
-        <w:t>Булактар жана шилтемелер</w:t>
+        <w:t>Булактар жана кошумча окуу</w:t>
       </w:r>
     </w:p>
     <w:p>
       <w:pPr>
-        <w:keepNext/>
-        <w:spacing w:before="240" w:after="120"/>
+        <w:pStyle w:val="Heading2"/>
+        <w:widowControl/>
       </w:pPr>
       <w:r>
         <w:rPr>
-          <w:rFonts w:ascii="Calibri" w:hAnsi="Calibri" w:eastAsia="Calibri"/>
-          <w:b/>
-          <w:i w:val="0"/>
-          <w:color w:val="004E8C"/>
-          <w:sz w:val="24"/>
+          <w:sz w:val="20"/>
         </w:rPr>
-        <w:t>A. Китептер жана негизги илимий эмгектер</w:t>
+        <w:t>Китептер жана негизги илимий эмгектер</w:t>
       </w:r>
     </w:p>
     <w:p>
       <w:pPr>
-        <w:spacing w:after="80"/>
-        <w:ind w:left="360"/>
+        <w:widowControl/>
       </w:pPr>
       <w:r>
         <w:rPr>
-          <w:rFonts w:ascii="Calibri" w:hAnsi="Calibri" w:eastAsia="Calibri"/>
-          <w:b w:val="0"/>
-          <w:i w:val="0"/>
-          <w:sz w:val="22"/>
+          <w:sz w:val="20"/>
         </w:rPr>
         <w:t>1. Anthony, David W. The Horse, the Wheel, and Language. Princeton: Princeton University Press, 2007.</w:t>
       </w:r>
     </w:p>
     <w:p>
       <w:pPr>
-        <w:keepNext/>
-        <w:spacing w:before="240" w:after="120"/>
+        <w:pStyle w:val="Heading2"/>
+        <w:widowControl/>
       </w:pPr>
       <w:r>
         <w:rPr>
-          <w:rFonts w:ascii="Calibri" w:hAnsi="Calibri" w:eastAsia="Calibri"/>
-          <w:b/>
-          <w:i w:val="0"/>
-          <w:color w:val="004E8C"/>
-          <w:sz w:val="24"/>
+          <w:sz w:val="20"/>
         </w:rPr>
-        <w:t>C. Мекемелердин материалдары жана энциклопедиялык булактар</w:t>
+        <w:t>Уюмдардын жана энциклопедиялардын материалдары</w:t>
       </w:r>
     </w:p>
     <w:p>
       <w:pPr>
-        <w:spacing w:after="80"/>
-        <w:ind w:left="360"/>
+        <w:widowControl/>
       </w:pPr>
       <w:r>
         <w:rPr>
-          <w:rFonts w:ascii="Calibri" w:hAnsi="Calibri" w:eastAsia="Calibri"/>
-          <w:b w:val="0"/>
-          <w:i w:val="0"/>
-          <w:sz w:val="22"/>
+          <w:sz w:val="20"/>
         </w:rPr>
-        <w:t>1. Encyclopaedia Britannica. “Horse” (“Жылкы”).</w:t>
-      </w:r>
-      <w:r>
-        <w:rPr>
-          <w:rFonts w:ascii="Calibri" w:hAnsi="Calibri" w:eastAsia="Calibri"/>
-          <w:b w:val="0"/>
-          <w:i w:val="0"/>
-          <w:sz w:val="22"/>
-        </w:rPr>
-        <w:t xml:space="preserve"> </w:t>
+        <w:t xml:space="preserve">1. Encyclopaedia Britannica. 'Horse.' </w:t>
       </w:r>
       <w:hyperlink r:id="rId9">
         <w:r>
           <w:rPr>
-            <w:rFonts w:ascii="Calibri" w:hAnsi="Calibri" w:eastAsia="Calibri"/>
-            <w:b w:val="0"/>
-            <w:i w:val="0"/>
-            <w:sz w:val="22"/>
-            <w:color w:val="0563C1"/>
-            <w:u w:val="single"/>
+            <w:sz w:val="20"/>
           </w:rPr>
           <w:t>https://www.britannica.com/animal/horse</w:t>
         </w:r>
       </w:hyperlink>
+      <w:r>
+        <w:rPr>
+          <w:sz w:val="20"/>
+        </w:rPr>
+      </w:r>
     </w:p>
     <w:p>
       <w:pPr>
-        <w:spacing w:after="80"/>
-        <w:ind w:left="360"/>
+        <w:widowControl/>
       </w:pPr>
       <w:r>
         <w:rPr>
-          <w:rFonts w:ascii="Calibri" w:hAnsi="Calibri" w:eastAsia="Calibri"/>
-          <w:b w:val="0"/>
-          <w:i w:val="0"/>
-          <w:sz w:val="22"/>
+          <w:sz w:val="20"/>
         </w:rPr>
-        <w:t>2. Encyclopaedia Britannica. “Domestication” (“Колго үйрөтүү”).</w:t>
-      </w:r>
-      <w:r>
-        <w:rPr>
-          <w:rFonts w:ascii="Calibri" w:hAnsi="Calibri" w:eastAsia="Calibri"/>
-          <w:b w:val="0"/>
-          <w:i w:val="0"/>
-          <w:sz w:val="22"/>
-        </w:rPr>
-        <w:t xml:space="preserve"> </w:t>
+        <w:t xml:space="preserve">2. Encyclopaedia Britannica. 'Domestication.' </w:t>
       </w:r>
       <w:hyperlink r:id="rId10">
         <w:r>
           <w:rPr>
-            <w:rFonts w:ascii="Calibri" w:hAnsi="Calibri" w:eastAsia="Calibri"/>
-            <w:b w:val="0"/>
-            <w:i w:val="0"/>
-            <w:sz w:val="22"/>
-            <w:color w:val="0563C1"/>
-            <w:u w:val="single"/>
+            <w:sz w:val="20"/>
           </w:rPr>
           <w:t>https://www.britannica.com/science/domestication</w:t>
         </w:r>
       </w:hyperlink>
-    </w:p>
-    <w:p>
-      <w:pPr>
-        <w:keepNext/>
-        <w:spacing w:before="240" w:after="120"/>
-      </w:pPr>
       <w:r>
         <w:rPr>
-          <w:rFonts w:ascii="Calibri" w:hAnsi="Calibri" w:eastAsia="Calibri"/>
-          <w:b/>
-          <w:i w:val="0"/>
-          <w:color w:val="004E8C"/>
-          <w:sz w:val="24"/>
+          <w:sz w:val="20"/>
         </w:rPr>
-        <w:t>B. Рецензияланган макалалар жана илимий баяндамалар</w:t>
       </w:r>
     </w:p>
     <w:p>
       <w:pPr>
-        <w:spacing w:after="80"/>
-        <w:ind w:left="360"/>
+        <w:pStyle w:val="Heading2"/>
+        <w:widowControl/>
       </w:pPr>
       <w:r>
         <w:rPr>
-          <w:rFonts w:ascii="Calibri" w:hAnsi="Calibri" w:eastAsia="Calibri"/>
-          <w:b w:val="0"/>
-          <w:i w:val="0"/>
-          <w:sz w:val="22"/>
+          <w:sz w:val="20"/>
         </w:rPr>
-        <w:t>1. Nature. Байыркы жылкынын ДНКсы жана талаада колго үйрөтүлүшү боюнча изилдөө.</w:t>
+        <w:t>Адистердин кароосунан өткөн макалалар жана илимий отчеттор</w:t>
       </w:r>
+    </w:p>
+    <w:p>
+      <w:pPr>
+        <w:widowControl/>
+      </w:pPr>
       <w:r>
         <w:rPr>
-          <w:rFonts w:ascii="Calibri" w:hAnsi="Calibri" w:eastAsia="Calibri"/>
-          <w:b w:val="0"/>
-          <w:i w:val="0"/>
-          <w:sz w:val="22"/>
+          <w:sz w:val="20"/>
         </w:rPr>
-        <w:t xml:space="preserve"> </w:t>
+        <w:t xml:space="preserve">1. Nature. Reporting and research on ancient horse DNA and steppe domestication. </w:t>
       </w:r>
       <w:hyperlink r:id="rId11">
         <w:r>
           <w:rPr>
-            <w:rFonts w:ascii="Calibri" w:hAnsi="Calibri" w:eastAsia="Calibri"/>
-            <w:b w:val="0"/>
-            <w:i w:val="0"/>
-            <w:sz w:val="22"/>
-            <w:color w:val="0563C1"/>
-            <w:u w:val="single"/>
+            <w:sz w:val="20"/>
           </w:rPr>
           <w:t>https://www.nature.com/articles/s41586-021-04018-9</w:t>
         </w:r>
       </w:hyperlink>
+      <w:r>
+        <w:rPr>
+          <w:sz w:val="20"/>
+        </w:rPr>
+      </w:r>
     </w:p>
     <w:sectPr>
-      <w:pgSz w:w="12240" w:h="15840"/>
-      <w:pgMar w:top="1296" w:right="1440" w:bottom="1296" w:left="1440" w:header="720" w:footer="720" w:gutter="0"/>
+      <w:footerReference w:type="default" r:id="rId12"/>
+      <w:pgSz w:w="11906" w:h="16838"/>
+      <w:pgMar w:top="1020" w:right="1134" w:bottom="1020" w:left="1134" w:header="720" w:footer="720" w:gutter="0"/>
       <w:cols w:space="720"/>
       <w:docGrid w:linePitch="360"/>
     </w:sectPr>
   </w:body>
 </w:document>
+</file>
+
+<file path=word/footer1.xml><?xml version="1.0" encoding="utf-8"?>
+<w:ftr xmlns:m="http://schemas.openxmlformats.org/officeDocument/2006/math" xmlns:mc="http://schemas.openxmlformats.org/markup-compatibility/2006" xmlns:mo="http://schemas.microsoft.com/office/mac/office/2008/main" xmlns:mv="urn:schemas-microsoft-com:mac:vml" xmlns:o="urn:schemas-microsoft-com:office:office" xmlns:r="http://schemas.openxmlformats.org/officeDocument/2006/relationships" xmlns:v="urn:schemas-microsoft-com:vml" xmlns:w10="urn:schemas-microsoft-com:office:word" xmlns:w14="http://schemas.microsoft.com/office/word/2010/wordml" xmlns:w="http://schemas.openxmlformats.org/wordprocessingml/2006/main" xmlns:wne="http://schemas.microsoft.com/office/word/2006/wordml" xmlns:wp14="http://schemas.microsoft.com/office/word/2010/wordprocessingDrawing" xmlns:wp="http://schemas.openxmlformats.org/drawingml/2006/wordprocessingDrawing" xmlns:wpc="http://schemas.microsoft.com/office/word/2010/wordprocessingCanvas" xmlns:wpg="http://schemas.microsoft.com/office/word/2010/wordprocessingGroup" xmlns:wpi="http://schemas.microsoft.com/office/word/2010/wordprocessingInk" xmlns:wps="http://schemas.microsoft.com/office/word/2010/wordprocessingShape" mc:Ignorable="w14 wp14">
+  <w:p>
+    <w:pPr>
+      <w:pStyle w:val="Footer"/>
+      <w:jc w:val="right"/>
+    </w:pPr>
+    <w:fldSimple w:instr="PAGE"/>
+  </w:p>
+</w:ftr>
 </file>
 
 <file path=word/numbering.xml><?xml version="1.0" encoding="utf-8"?>
@@ -735,7 +558,7 @@
   <w:docDefaults>
     <w:rPrDefault>
       <w:rPr>
-        <w:rFonts w:asciiTheme="minorHAnsi" w:eastAsiaTheme="minorEastAsia" w:hAnsiTheme="minorHAnsi" w:cstheme="minorBidi"/>
+        <w:rFonts/>
         <w:sz w:val="22"/>
         <w:szCs w:val="22"/>
         <w:lang w:val="en-US" w:eastAsia="en-US" w:bidi="ar-SA"/>
@@ -890,6 +713,15 @@
     <w:name w:val="Normal"/>
     <w:qFormat/>
     <w:rsid w:val="00FC693F"/>
+    <w:pPr>
+      <w:spacing w:after="120" w:line="259" w:lineRule="auto"/>
+    </w:pPr>
+    <w:rPr>
+      <w:rFonts w:ascii="Times New Roman" w:hAnsi="Times New Roman"/>
+      <w:color w:val="000000"/>
+      <w:sz w:val="24"/>
+      <w:lang w:val="ky-KG"/>
+    </w:rPr>
   </w:style>
   <w:style w:type="paragraph" w:styleId="Header">
     <w:name w:val="header"/>
@@ -946,16 +778,17 @@
     <w:pPr>
       <w:keepNext/>
       <w:keepLines/>
-      <w:spacing w:before="480" w:after="0"/>
+      <w:spacing w:before="480" w:after="120" w:line="259" w:lineRule="auto"/>
       <w:outlineLvl w:val="0"/>
     </w:pPr>
     <w:rPr>
-      <w:rFonts w:asciiTheme="majorHAnsi" w:eastAsiaTheme="majorEastAsia" w:hAnsiTheme="majorHAnsi" w:cstheme="majorBidi"/>
+      <w:rFonts w:ascii="Times New Roman" w:hAnsi="Times New Roman"/>
       <w:b/>
       <w:bCs/>
-      <w:color w:val="365F91" w:themeColor="accent1" w:themeShade="BF"/>
-      <w:sz w:val="28"/>
+      <w:color w:val="000000"/>
+      <w:sz w:val="26"/>
       <w:szCs w:val="28"/>
+      <w:lang w:val="ky-KG"/>
     </w:rPr>
   </w:style>
   <w:style w:type="paragraph" w:styleId="Heading2">
@@ -970,16 +803,17 @@
     <w:pPr>
       <w:keepNext/>
       <w:keepLines/>
-      <w:spacing w:before="200" w:after="0"/>
+      <w:spacing w:before="200" w:after="120" w:line="259" w:lineRule="auto"/>
       <w:outlineLvl w:val="1"/>
     </w:pPr>
     <w:rPr>
-      <w:rFonts w:asciiTheme="majorHAnsi" w:eastAsiaTheme="majorEastAsia" w:hAnsiTheme="majorHAnsi" w:cstheme="majorBidi"/>
+      <w:rFonts w:ascii="Times New Roman" w:hAnsi="Times New Roman"/>
       <w:b/>
       <w:bCs/>
-      <w:color w:val="4F81BD" w:themeColor="accent1"/>
+      <w:color w:val="000000"/>
       <w:sz w:val="26"/>
       <w:szCs w:val="26"/>
+      <w:lang w:val="ky-KG"/>
     </w:rPr>
   </w:style>
   <w:style w:type="paragraph" w:styleId="Heading3">
@@ -998,7 +832,7 @@
       <w:outlineLvl w:val="2"/>
     </w:pPr>
     <w:rPr>
-      <w:rFonts w:asciiTheme="majorHAnsi" w:eastAsiaTheme="majorEastAsia" w:hAnsiTheme="majorHAnsi" w:cstheme="majorBidi"/>
+      <w:rFonts/>
       <w:b/>
       <w:bCs/>
       <w:color w:val="4F81BD" w:themeColor="accent1"/>
@@ -1021,7 +855,7 @@
       <w:outlineLvl w:val="3"/>
     </w:pPr>
     <w:rPr>
-      <w:rFonts w:asciiTheme="majorHAnsi" w:eastAsiaTheme="majorEastAsia" w:hAnsiTheme="majorHAnsi" w:cstheme="majorBidi"/>
+      <w:rFonts/>
       <w:b/>
       <w:bCs/>
       <w:i/>
@@ -1046,7 +880,7 @@
       <w:outlineLvl w:val="4"/>
     </w:pPr>
     <w:rPr>
-      <w:rFonts w:asciiTheme="majorHAnsi" w:eastAsiaTheme="majorEastAsia" w:hAnsiTheme="majorHAnsi" w:cstheme="majorBidi"/>
+      <w:rFonts/>
       <w:color w:val="243F60" w:themeColor="accent1" w:themeShade="7F"/>
     </w:rPr>
   </w:style>
@@ -1067,7 +901,7 @@
       <w:outlineLvl w:val="5"/>
     </w:pPr>
     <w:rPr>
-      <w:rFonts w:asciiTheme="majorHAnsi" w:eastAsiaTheme="majorEastAsia" w:hAnsiTheme="majorHAnsi" w:cstheme="majorBidi"/>
+      <w:rFonts/>
       <w:i/>
       <w:iCs/>
       <w:color w:val="243F60" w:themeColor="accent1" w:themeShade="7F"/>
@@ -1090,7 +924,7 @@
       <w:outlineLvl w:val="6"/>
     </w:pPr>
     <w:rPr>
-      <w:rFonts w:asciiTheme="majorHAnsi" w:eastAsiaTheme="majorEastAsia" w:hAnsiTheme="majorHAnsi" w:cstheme="majorBidi"/>
+      <w:rFonts/>
       <w:i/>
       <w:iCs/>
       <w:color w:val="404040" w:themeColor="text1" w:themeTint="BF"/>
@@ -1113,7 +947,7 @@
       <w:outlineLvl w:val="7"/>
     </w:pPr>
     <w:rPr>
-      <w:rFonts w:asciiTheme="majorHAnsi" w:eastAsiaTheme="majorEastAsia" w:hAnsiTheme="majorHAnsi" w:cstheme="majorBidi"/>
+      <w:rFonts/>
       <w:color w:val="4F81BD" w:themeColor="accent1"/>
       <w:sz w:val="20"/>
       <w:szCs w:val="20"/>
@@ -1136,7 +970,7 @@
       <w:outlineLvl w:val="8"/>
     </w:pPr>
     <w:rPr>
-      <w:rFonts w:asciiTheme="majorHAnsi" w:eastAsiaTheme="majorEastAsia" w:hAnsiTheme="majorHAnsi" w:cstheme="majorBidi"/>
+      <w:rFonts/>
       <w:i/>
       <w:iCs/>
       <w:color w:val="404040" w:themeColor="text1" w:themeTint="BF"/>
@@ -1187,7 +1021,7 @@
     <w:uiPriority w:val="9"/>
     <w:rsid w:val="00FC693F"/>
     <w:rPr>
-      <w:rFonts w:asciiTheme="majorHAnsi" w:eastAsiaTheme="majorEastAsia" w:hAnsiTheme="majorHAnsi" w:cstheme="majorBidi"/>
+      <w:rFonts/>
       <w:b/>
       <w:bCs/>
       <w:color w:val="365F91" w:themeColor="accent1" w:themeShade="BF"/>
@@ -1202,7 +1036,7 @@
     <w:uiPriority w:val="9"/>
     <w:rsid w:val="00FC693F"/>
     <w:rPr>
-      <w:rFonts w:asciiTheme="majorHAnsi" w:eastAsiaTheme="majorEastAsia" w:hAnsiTheme="majorHAnsi" w:cstheme="majorBidi"/>
+      <w:rFonts/>
       <w:b/>
       <w:bCs/>
       <w:color w:val="4F81BD" w:themeColor="accent1"/>
@@ -1217,7 +1051,7 @@
     <w:uiPriority w:val="9"/>
     <w:rsid w:val="00FC693F"/>
     <w:rPr>
-      <w:rFonts w:asciiTheme="majorHAnsi" w:eastAsiaTheme="majorEastAsia" w:hAnsiTheme="majorHAnsi" w:cstheme="majorBidi"/>
+      <w:rFonts/>
       <w:b/>
       <w:bCs/>
       <w:color w:val="4F81BD" w:themeColor="accent1"/>
@@ -1232,19 +1066,17 @@
     <w:qFormat/>
     <w:rsid w:val="00FC693F"/>
     <w:pPr>
-      <w:pBdr>
-        <w:bottom w:val="single" w:sz="8" w:space="4" w:color="4F81BD" w:themeColor="accent1"/>
-      </w:pBdr>
-      <w:spacing w:after="300" w:line="240" w:lineRule="auto"/>
+      <w:spacing w:after="120" w:line="259" w:lineRule="auto"/>
       <w:contextualSpacing/>
     </w:pPr>
     <w:rPr>
-      <w:rFonts w:asciiTheme="majorHAnsi" w:eastAsiaTheme="majorEastAsia" w:hAnsiTheme="majorHAnsi" w:cstheme="majorBidi"/>
-      <w:color w:val="17365D" w:themeColor="text2" w:themeShade="BF"/>
+      <w:rFonts w:ascii="Times New Roman" w:hAnsi="Times New Roman"/>
+      <w:color w:val="000000"/>
       <w:spacing w:val="5"/>
       <w:kern w:val="28"/>
-      <w:sz w:val="52"/>
+      <w:sz w:val="40"/>
       <w:szCs w:val="52"/>
+      <w:lang w:val="ky-KG"/>
     </w:rPr>
   </w:style>
   <w:style w:type="character" w:customStyle="1" w:styleId="TitleChar">
@@ -1254,7 +1086,7 @@
     <w:uiPriority w:val="10"/>
     <w:rsid w:val="00FC693F"/>
     <w:rPr>
-      <w:rFonts w:asciiTheme="majorHAnsi" w:eastAsiaTheme="majorEastAsia" w:hAnsiTheme="majorHAnsi" w:cstheme="majorBidi"/>
+      <w:rFonts/>
       <w:color w:val="17365D" w:themeColor="text2" w:themeShade="BF"/>
       <w:spacing w:val="5"/>
       <w:kern w:val="28"/>
@@ -1276,7 +1108,7 @@
       </w:numPr>
     </w:pPr>
     <w:rPr>
-      <w:rFonts w:asciiTheme="majorHAnsi" w:eastAsiaTheme="majorEastAsia" w:hAnsiTheme="majorHAnsi" w:cstheme="majorBidi"/>
+      <w:rFonts/>
       <w:i/>
       <w:iCs/>
       <w:color w:val="4F81BD" w:themeColor="accent1"/>
@@ -1292,7 +1124,7 @@
     <w:uiPriority w:val="11"/>
     <w:rsid w:val="00FC693F"/>
     <w:rPr>
-      <w:rFonts w:asciiTheme="majorHAnsi" w:eastAsiaTheme="majorEastAsia" w:hAnsiTheme="majorHAnsi" w:cstheme="majorBidi"/>
+      <w:rFonts/>
       <w:i/>
       <w:iCs/>
       <w:color w:val="4F81BD" w:themeColor="accent1"/>
@@ -1417,8 +1249,15 @@
       <w:numPr>
         <w:numId w:val="1"/>
       </w:numPr>
+      <w:spacing w:after="120" w:line="259" w:lineRule="auto"/>
       <w:contextualSpacing/>
     </w:pPr>
+    <w:rPr>
+      <w:rFonts w:ascii="Times New Roman" w:hAnsi="Times New Roman"/>
+      <w:color w:val="000000"/>
+      <w:sz w:val="24"/>
+      <w:lang w:val="ky-KG"/>
+    </w:rPr>
   </w:style>
   <w:style w:type="paragraph" w:styleId="ListBullet2">
     <w:name w:val="List Bullet 2"/>
@@ -1590,7 +1429,7 @@
     <w:semiHidden/>
     <w:rsid w:val="00FC693F"/>
     <w:rPr>
-      <w:rFonts w:asciiTheme="majorHAnsi" w:eastAsiaTheme="majorEastAsia" w:hAnsiTheme="majorHAnsi" w:cstheme="majorBidi"/>
+      <w:rFonts/>
       <w:b/>
       <w:bCs/>
       <w:i/>
@@ -1606,7 +1445,7 @@
     <w:semiHidden/>
     <w:rsid w:val="00FC693F"/>
     <w:rPr>
-      <w:rFonts w:asciiTheme="majorHAnsi" w:eastAsiaTheme="majorEastAsia" w:hAnsiTheme="majorHAnsi" w:cstheme="majorBidi"/>
+      <w:rFonts/>
       <w:color w:val="243F60" w:themeColor="accent1" w:themeShade="7F"/>
     </w:rPr>
   </w:style>
@@ -1618,7 +1457,7 @@
     <w:semiHidden/>
     <w:rsid w:val="00FC693F"/>
     <w:rPr>
-      <w:rFonts w:asciiTheme="majorHAnsi" w:eastAsiaTheme="majorEastAsia" w:hAnsiTheme="majorHAnsi" w:cstheme="majorBidi"/>
+      <w:rFonts/>
       <w:i/>
       <w:iCs/>
       <w:color w:val="243F60" w:themeColor="accent1" w:themeShade="7F"/>
@@ -1632,7 +1471,7 @@
     <w:semiHidden/>
     <w:rsid w:val="00FC693F"/>
     <w:rPr>
-      <w:rFonts w:asciiTheme="majorHAnsi" w:eastAsiaTheme="majorEastAsia" w:hAnsiTheme="majorHAnsi" w:cstheme="majorBidi"/>
+      <w:rFonts/>
       <w:i/>
       <w:iCs/>
       <w:color w:val="404040" w:themeColor="text1" w:themeTint="BF"/>
@@ -1646,7 +1485,7 @@
     <w:semiHidden/>
     <w:rsid w:val="00FC693F"/>
     <w:rPr>
-      <w:rFonts w:asciiTheme="majorHAnsi" w:eastAsiaTheme="majorEastAsia" w:hAnsiTheme="majorHAnsi" w:cstheme="majorBidi"/>
+      <w:rFonts/>
       <w:color w:val="4F81BD" w:themeColor="accent1"/>
       <w:sz w:val="20"/>
       <w:szCs w:val="20"/>
@@ -1660,7 +1499,7 @@
     <w:semiHidden/>
     <w:rsid w:val="00FC693F"/>
     <w:rPr>
-      <w:rFonts w:asciiTheme="majorHAnsi" w:eastAsiaTheme="majorEastAsia" w:hAnsiTheme="majorHAnsi" w:cstheme="majorBidi"/>
+      <w:rFonts/>
       <w:i/>
       <w:iCs/>
       <w:color w:val="404040" w:themeColor="text1" w:themeTint="BF"/>
@@ -1719,9 +1558,6 @@
     <w:qFormat/>
     <w:rsid w:val="00FC693F"/>
     <w:pPr>
-      <w:pBdr>
-        <w:bottom w:val="single" w:sz="4" w:space="4" w:color="4F81BD" w:themeColor="accent1"/>
-      </w:pBdr>
       <w:spacing w:before="200" w:after="280"/>
       <w:ind w:left="936" w:right="936"/>
     </w:pPr>
@@ -3249,7 +3085,7 @@
         <w:spacing w:before="0" w:after="0" w:line="240" w:lineRule="auto"/>
       </w:pPr>
       <w:rPr>
-        <w:rFonts w:asciiTheme="majorHAnsi" w:eastAsiaTheme="majorEastAsia" w:hAnsiTheme="majorHAnsi" w:cstheme="majorBidi"/>
+        <w:rFonts/>
         <w:b/>
         <w:bCs/>
       </w:rPr>
@@ -3270,7 +3106,7 @@
         <w:spacing w:before="0" w:after="0" w:line="240" w:lineRule="auto"/>
       </w:pPr>
       <w:rPr>
-        <w:rFonts w:asciiTheme="majorHAnsi" w:eastAsiaTheme="majorEastAsia" w:hAnsiTheme="majorHAnsi" w:cstheme="majorBidi"/>
+        <w:rFonts/>
         <w:b/>
         <w:bCs/>
       </w:rPr>
@@ -3288,14 +3124,14 @@
     </w:tblStylePr>
     <w:tblStylePr w:type="firstCol">
       <w:rPr>
-        <w:rFonts w:asciiTheme="majorHAnsi" w:eastAsiaTheme="majorEastAsia" w:hAnsiTheme="majorHAnsi" w:cstheme="majorBidi"/>
+        <w:rFonts/>
         <w:b/>
         <w:bCs/>
       </w:rPr>
     </w:tblStylePr>
     <w:tblStylePr w:type="lastCol">
       <w:rPr>
-        <w:rFonts w:asciiTheme="majorHAnsi" w:eastAsiaTheme="majorEastAsia" w:hAnsiTheme="majorHAnsi" w:cstheme="majorBidi"/>
+        <w:rFonts/>
         <w:b/>
         <w:bCs/>
       </w:rPr>
@@ -3379,7 +3215,7 @@
         <w:spacing w:before="0" w:after="0" w:line="240" w:lineRule="auto"/>
       </w:pPr>
       <w:rPr>
-        <w:rFonts w:asciiTheme="majorHAnsi" w:eastAsiaTheme="majorEastAsia" w:hAnsiTheme="majorHAnsi" w:cstheme="majorBidi"/>
+        <w:rFonts/>
         <w:b/>
         <w:bCs/>
       </w:rPr>
@@ -3400,7 +3236,7 @@
         <w:spacing w:before="0" w:after="0" w:line="240" w:lineRule="auto"/>
       </w:pPr>
       <w:rPr>
-        <w:rFonts w:asciiTheme="majorHAnsi" w:eastAsiaTheme="majorEastAsia" w:hAnsiTheme="majorHAnsi" w:cstheme="majorBidi"/>
+        <w:rFonts/>
         <w:b/>
         <w:bCs/>
       </w:rPr>
@@ -3418,14 +3254,14 @@
     </w:tblStylePr>
     <w:tblStylePr w:type="firstCol">
       <w:rPr>
-        <w:rFonts w:asciiTheme="majorHAnsi" w:eastAsiaTheme="majorEastAsia" w:hAnsiTheme="majorHAnsi" w:cstheme="majorBidi"/>
+        <w:rFonts/>
         <w:b/>
         <w:bCs/>
       </w:rPr>
     </w:tblStylePr>
     <w:tblStylePr w:type="lastCol">
       <w:rPr>
-        <w:rFonts w:asciiTheme="majorHAnsi" w:eastAsiaTheme="majorEastAsia" w:hAnsiTheme="majorHAnsi" w:cstheme="majorBidi"/>
+        <w:rFonts/>
         <w:b/>
         <w:bCs/>
       </w:rPr>
@@ -3509,7 +3345,7 @@
         <w:spacing w:before="0" w:after="0" w:line="240" w:lineRule="auto"/>
       </w:pPr>
       <w:rPr>
-        <w:rFonts w:asciiTheme="majorHAnsi" w:eastAsiaTheme="majorEastAsia" w:hAnsiTheme="majorHAnsi" w:cstheme="majorBidi"/>
+        <w:rFonts/>
         <w:b/>
         <w:bCs/>
       </w:rPr>
@@ -3530,7 +3366,7 @@
         <w:spacing w:before="0" w:after="0" w:line="240" w:lineRule="auto"/>
       </w:pPr>
       <w:rPr>
-        <w:rFonts w:asciiTheme="majorHAnsi" w:eastAsiaTheme="majorEastAsia" w:hAnsiTheme="majorHAnsi" w:cstheme="majorBidi"/>
+        <w:rFonts/>
         <w:b/>
         <w:bCs/>
       </w:rPr>
@@ -3548,14 +3384,14 @@
     </w:tblStylePr>
     <w:tblStylePr w:type="firstCol">
       <w:rPr>
-        <w:rFonts w:asciiTheme="majorHAnsi" w:eastAsiaTheme="majorEastAsia" w:hAnsiTheme="majorHAnsi" w:cstheme="majorBidi"/>
+        <w:rFonts/>
         <w:b/>
         <w:bCs/>
       </w:rPr>
     </w:tblStylePr>
     <w:tblStylePr w:type="lastCol">
       <w:rPr>
-        <w:rFonts w:asciiTheme="majorHAnsi" w:eastAsiaTheme="majorEastAsia" w:hAnsiTheme="majorHAnsi" w:cstheme="majorBidi"/>
+        <w:rFonts/>
         <w:b/>
         <w:bCs/>
       </w:rPr>
@@ -3639,7 +3475,7 @@
         <w:spacing w:before="0" w:after="0" w:line="240" w:lineRule="auto"/>
       </w:pPr>
       <w:rPr>
-        <w:rFonts w:asciiTheme="majorHAnsi" w:eastAsiaTheme="majorEastAsia" w:hAnsiTheme="majorHAnsi" w:cstheme="majorBidi"/>
+        <w:rFonts/>
         <w:b/>
         <w:bCs/>
       </w:rPr>
@@ -3660,7 +3496,7 @@
         <w:spacing w:before="0" w:after="0" w:line="240" w:lineRule="auto"/>
       </w:pPr>
       <w:rPr>
-        <w:rFonts w:asciiTheme="majorHAnsi" w:eastAsiaTheme="majorEastAsia" w:hAnsiTheme="majorHAnsi" w:cstheme="majorBidi"/>
+        <w:rFonts/>
         <w:b/>
         <w:bCs/>
       </w:rPr>
@@ -3678,14 +3514,14 @@
     </w:tblStylePr>
     <w:tblStylePr w:type="firstCol">
       <w:rPr>
-        <w:rFonts w:asciiTheme="majorHAnsi" w:eastAsiaTheme="majorEastAsia" w:hAnsiTheme="majorHAnsi" w:cstheme="majorBidi"/>
+        <w:rFonts/>
         <w:b/>
         <w:bCs/>
       </w:rPr>
     </w:tblStylePr>
     <w:tblStylePr w:type="lastCol">
       <w:rPr>
-        <w:rFonts w:asciiTheme="majorHAnsi" w:eastAsiaTheme="majorEastAsia" w:hAnsiTheme="majorHAnsi" w:cstheme="majorBidi"/>
+        <w:rFonts/>
         <w:b/>
         <w:bCs/>
       </w:rPr>
@@ -3769,7 +3605,7 @@
         <w:spacing w:before="0" w:after="0" w:line="240" w:lineRule="auto"/>
       </w:pPr>
       <w:rPr>
-        <w:rFonts w:asciiTheme="majorHAnsi" w:eastAsiaTheme="majorEastAsia" w:hAnsiTheme="majorHAnsi" w:cstheme="majorBidi"/>
+        <w:rFonts/>
         <w:b/>
         <w:bCs/>
       </w:rPr>
@@ -3790,7 +3626,7 @@
         <w:spacing w:before="0" w:after="0" w:line="240" w:lineRule="auto"/>
       </w:pPr>
       <w:rPr>
-        <w:rFonts w:asciiTheme="majorHAnsi" w:eastAsiaTheme="majorEastAsia" w:hAnsiTheme="majorHAnsi" w:cstheme="majorBidi"/>
+        <w:rFonts/>
         <w:b/>
         <w:bCs/>
       </w:rPr>
@@ -3808,14 +3644,14 @@
     </w:tblStylePr>
     <w:tblStylePr w:type="firstCol">
       <w:rPr>
-        <w:rFonts w:asciiTheme="majorHAnsi" w:eastAsiaTheme="majorEastAsia" w:hAnsiTheme="majorHAnsi" w:cstheme="majorBidi"/>
+        <w:rFonts/>
         <w:b/>
         <w:bCs/>
       </w:rPr>
     </w:tblStylePr>
     <w:tblStylePr w:type="lastCol">
       <w:rPr>
-        <w:rFonts w:asciiTheme="majorHAnsi" w:eastAsiaTheme="majorEastAsia" w:hAnsiTheme="majorHAnsi" w:cstheme="majorBidi"/>
+        <w:rFonts/>
         <w:b/>
         <w:bCs/>
       </w:rPr>
@@ -3899,7 +3735,7 @@
         <w:spacing w:before="0" w:after="0" w:line="240" w:lineRule="auto"/>
       </w:pPr>
       <w:rPr>
-        <w:rFonts w:asciiTheme="majorHAnsi" w:eastAsiaTheme="majorEastAsia" w:hAnsiTheme="majorHAnsi" w:cstheme="majorBidi"/>
+        <w:rFonts/>
         <w:b/>
         <w:bCs/>
       </w:rPr>
@@ -3920,7 +3756,7 @@
         <w:spacing w:before="0" w:after="0" w:line="240" w:lineRule="auto"/>
       </w:pPr>
       <w:rPr>
-        <w:rFonts w:asciiTheme="majorHAnsi" w:eastAsiaTheme="majorEastAsia" w:hAnsiTheme="majorHAnsi" w:cstheme="majorBidi"/>
+        <w:rFonts/>
         <w:b/>
         <w:bCs/>
       </w:rPr>
@@ -3938,14 +3774,14 @@
     </w:tblStylePr>
     <w:tblStylePr w:type="firstCol">
       <w:rPr>
-        <w:rFonts w:asciiTheme="majorHAnsi" w:eastAsiaTheme="majorEastAsia" w:hAnsiTheme="majorHAnsi" w:cstheme="majorBidi"/>
+        <w:rFonts/>
         <w:b/>
         <w:bCs/>
       </w:rPr>
     </w:tblStylePr>
     <w:tblStylePr w:type="lastCol">
       <w:rPr>
-        <w:rFonts w:asciiTheme="majorHAnsi" w:eastAsiaTheme="majorEastAsia" w:hAnsiTheme="majorHAnsi" w:cstheme="majorBidi"/>
+        <w:rFonts/>
         <w:b/>
         <w:bCs/>
       </w:rPr>
@@ -4029,7 +3865,7 @@
         <w:spacing w:before="0" w:after="0" w:line="240" w:lineRule="auto"/>
       </w:pPr>
       <w:rPr>
-        <w:rFonts w:asciiTheme="majorHAnsi" w:eastAsiaTheme="majorEastAsia" w:hAnsiTheme="majorHAnsi" w:cstheme="majorBidi"/>
+        <w:rFonts/>
         <w:b/>
         <w:bCs/>
       </w:rPr>
@@ -4050,7 +3886,7 @@
         <w:spacing w:before="0" w:after="0" w:line="240" w:lineRule="auto"/>
       </w:pPr>
       <w:rPr>
-        <w:rFonts w:asciiTheme="majorHAnsi" w:eastAsiaTheme="majorEastAsia" w:hAnsiTheme="majorHAnsi" w:cstheme="majorBidi"/>
+        <w:rFonts/>
         <w:b/>
         <w:bCs/>
       </w:rPr>
@@ -4068,14 +3904,14 @@
     </w:tblStylePr>
     <w:tblStylePr w:type="firstCol">
       <w:rPr>
-        <w:rFonts w:asciiTheme="majorHAnsi" w:eastAsiaTheme="majorEastAsia" w:hAnsiTheme="majorHAnsi" w:cstheme="majorBidi"/>
+        <w:rFonts/>
         <w:b/>
         <w:bCs/>
       </w:rPr>
     </w:tblStylePr>
     <w:tblStylePr w:type="lastCol">
       <w:rPr>
-        <w:rFonts w:asciiTheme="majorHAnsi" w:eastAsiaTheme="majorEastAsia" w:hAnsiTheme="majorHAnsi" w:cstheme="majorBidi"/>
+        <w:rFonts/>
         <w:b/>
         <w:bCs/>
       </w:rPr>
@@ -5940,7 +5776,7 @@
     </w:tblPr>
     <w:tblStylePr w:type="firstRow">
       <w:rPr>
-        <w:rFonts w:asciiTheme="majorHAnsi" w:eastAsiaTheme="majorEastAsia" w:hAnsiTheme="majorHAnsi" w:cstheme="majorBidi"/>
+        <w:rFonts/>
       </w:rPr>
       <w:tblPr/>
       <w:tcPr>
@@ -6024,7 +5860,7 @@
     </w:tblPr>
     <w:tblStylePr w:type="firstRow">
       <w:rPr>
-        <w:rFonts w:asciiTheme="majorHAnsi" w:eastAsiaTheme="majorEastAsia" w:hAnsiTheme="majorHAnsi" w:cstheme="majorBidi"/>
+        <w:rFonts/>
       </w:rPr>
       <w:tblPr/>
       <w:tcPr>
@@ -6108,7 +5944,7 @@
     </w:tblPr>
     <w:tblStylePr w:type="firstRow">
       <w:rPr>
-        <w:rFonts w:asciiTheme="majorHAnsi" w:eastAsiaTheme="majorEastAsia" w:hAnsiTheme="majorHAnsi" w:cstheme="majorBidi"/>
+        <w:rFonts/>
       </w:rPr>
       <w:tblPr/>
       <w:tcPr>
@@ -6192,7 +6028,7 @@
     </w:tblPr>
     <w:tblStylePr w:type="firstRow">
       <w:rPr>
-        <w:rFonts w:asciiTheme="majorHAnsi" w:eastAsiaTheme="majorEastAsia" w:hAnsiTheme="majorHAnsi" w:cstheme="majorBidi"/>
+        <w:rFonts/>
       </w:rPr>
       <w:tblPr/>
       <w:tcPr>
@@ -6276,7 +6112,7 @@
     </w:tblPr>
     <w:tblStylePr w:type="firstRow">
       <w:rPr>
-        <w:rFonts w:asciiTheme="majorHAnsi" w:eastAsiaTheme="majorEastAsia" w:hAnsiTheme="majorHAnsi" w:cstheme="majorBidi"/>
+        <w:rFonts/>
       </w:rPr>
       <w:tblPr/>
       <w:tcPr>
@@ -6360,7 +6196,7 @@
     </w:tblPr>
     <w:tblStylePr w:type="firstRow">
       <w:rPr>
-        <w:rFonts w:asciiTheme="majorHAnsi" w:eastAsiaTheme="majorEastAsia" w:hAnsiTheme="majorHAnsi" w:cstheme="majorBidi"/>
+        <w:rFonts/>
       </w:rPr>
       <w:tblPr/>
       <w:tcPr>
@@ -6444,7 +6280,7 @@
     </w:tblPr>
     <w:tblStylePr w:type="firstRow">
       <w:rPr>
-        <w:rFonts w:asciiTheme="majorHAnsi" w:eastAsiaTheme="majorEastAsia" w:hAnsiTheme="majorHAnsi" w:cstheme="majorBidi"/>
+        <w:rFonts/>
       </w:rPr>
       <w:tblPr/>
       <w:tcPr>
@@ -6509,7 +6345,7 @@
       <w:spacing w:after="0" w:line="240" w:lineRule="auto"/>
     </w:pPr>
     <w:rPr>
-      <w:rFonts w:asciiTheme="majorHAnsi" w:eastAsiaTheme="majorEastAsia" w:hAnsiTheme="majorHAnsi" w:cstheme="majorBidi"/>
+      <w:rFonts/>
       <w:color w:val="000000" w:themeColor="text1"/>
     </w:rPr>
     <w:tblPr>
@@ -6637,7 +6473,7 @@
       <w:spacing w:after="0" w:line="240" w:lineRule="auto"/>
     </w:pPr>
     <w:rPr>
-      <w:rFonts w:asciiTheme="majorHAnsi" w:eastAsiaTheme="majorEastAsia" w:hAnsiTheme="majorHAnsi" w:cstheme="majorBidi"/>
+      <w:rFonts/>
       <w:color w:val="000000" w:themeColor="text1"/>
     </w:rPr>
     <w:tblPr>
@@ -6765,7 +6601,7 @@
       <w:spacing w:after="0" w:line="240" w:lineRule="auto"/>
     </w:pPr>
     <w:rPr>
-      <w:rFonts w:asciiTheme="majorHAnsi" w:eastAsiaTheme="majorEastAsia" w:hAnsiTheme="majorHAnsi" w:cstheme="majorBidi"/>
+      <w:rFonts/>
       <w:color w:val="000000" w:themeColor="text1"/>
     </w:rPr>
     <w:tblPr>
@@ -6893,7 +6729,7 @@
       <w:spacing w:after="0" w:line="240" w:lineRule="auto"/>
     </w:pPr>
     <w:rPr>
-      <w:rFonts w:asciiTheme="majorHAnsi" w:eastAsiaTheme="majorEastAsia" w:hAnsiTheme="majorHAnsi" w:cstheme="majorBidi"/>
+      <w:rFonts/>
       <w:color w:val="000000" w:themeColor="text1"/>
     </w:rPr>
     <w:tblPr>
@@ -7021,7 +6857,7 @@
       <w:spacing w:after="0" w:line="240" w:lineRule="auto"/>
     </w:pPr>
     <w:rPr>
-      <w:rFonts w:asciiTheme="majorHAnsi" w:eastAsiaTheme="majorEastAsia" w:hAnsiTheme="majorHAnsi" w:cstheme="majorBidi"/>
+      <w:rFonts/>
       <w:color w:val="000000" w:themeColor="text1"/>
     </w:rPr>
     <w:tblPr>
@@ -7149,7 +6985,7 @@
       <w:spacing w:after="0" w:line="240" w:lineRule="auto"/>
     </w:pPr>
     <w:rPr>
-      <w:rFonts w:asciiTheme="majorHAnsi" w:eastAsiaTheme="majorEastAsia" w:hAnsiTheme="majorHAnsi" w:cstheme="majorBidi"/>
+      <w:rFonts/>
       <w:color w:val="000000" w:themeColor="text1"/>
     </w:rPr>
     <w:tblPr>
@@ -7277,7 +7113,7 @@
       <w:spacing w:after="0" w:line="240" w:lineRule="auto"/>
     </w:pPr>
     <w:rPr>
-      <w:rFonts w:asciiTheme="majorHAnsi" w:eastAsiaTheme="majorEastAsia" w:hAnsiTheme="majorHAnsi" w:cstheme="majorBidi"/>
+      <w:rFonts/>
       <w:color w:val="000000" w:themeColor="text1"/>
     </w:rPr>
     <w:tblPr>
@@ -7916,7 +7752,7 @@
       <w:spacing w:after="0" w:line="240" w:lineRule="auto"/>
     </w:pPr>
     <w:rPr>
-      <w:rFonts w:asciiTheme="majorHAnsi" w:eastAsiaTheme="majorEastAsia" w:hAnsiTheme="majorHAnsi" w:cstheme="majorBidi"/>
+      <w:rFonts/>
       <w:color w:val="000000" w:themeColor="text1"/>
     </w:rPr>
     <w:tblPr>
@@ -8041,7 +7877,7 @@
       <w:spacing w:after="0" w:line="240" w:lineRule="auto"/>
     </w:pPr>
     <w:rPr>
-      <w:rFonts w:asciiTheme="majorHAnsi" w:eastAsiaTheme="majorEastAsia" w:hAnsiTheme="majorHAnsi" w:cstheme="majorBidi"/>
+      <w:rFonts/>
       <w:color w:val="000000" w:themeColor="text1"/>
     </w:rPr>
     <w:tblPr>
@@ -8166,7 +8002,7 @@
       <w:spacing w:after="0" w:line="240" w:lineRule="auto"/>
     </w:pPr>
     <w:rPr>
-      <w:rFonts w:asciiTheme="majorHAnsi" w:eastAsiaTheme="majorEastAsia" w:hAnsiTheme="majorHAnsi" w:cstheme="majorBidi"/>
+      <w:rFonts/>
       <w:color w:val="000000" w:themeColor="text1"/>
     </w:rPr>
     <w:tblPr>
@@ -8291,7 +8127,7 @@
       <w:spacing w:after="0" w:line="240" w:lineRule="auto"/>
     </w:pPr>
     <w:rPr>
-      <w:rFonts w:asciiTheme="majorHAnsi" w:eastAsiaTheme="majorEastAsia" w:hAnsiTheme="majorHAnsi" w:cstheme="majorBidi"/>
+      <w:rFonts/>
       <w:color w:val="000000" w:themeColor="text1"/>
     </w:rPr>
     <w:tblPr>
@@ -8416,7 +8252,7 @@
       <w:spacing w:after="0" w:line="240" w:lineRule="auto"/>
     </w:pPr>
     <w:rPr>
-      <w:rFonts w:asciiTheme="majorHAnsi" w:eastAsiaTheme="majorEastAsia" w:hAnsiTheme="majorHAnsi" w:cstheme="majorBidi"/>
+      <w:rFonts/>
       <w:color w:val="000000" w:themeColor="text1"/>
     </w:rPr>
     <w:tblPr>
@@ -8541,7 +8377,7 @@
       <w:spacing w:after="0" w:line="240" w:lineRule="auto"/>
     </w:pPr>
     <w:rPr>
-      <w:rFonts w:asciiTheme="majorHAnsi" w:eastAsiaTheme="majorEastAsia" w:hAnsiTheme="majorHAnsi" w:cstheme="majorBidi"/>
+      <w:rFonts/>
       <w:color w:val="000000" w:themeColor="text1"/>
     </w:rPr>
     <w:tblPr>
@@ -8666,7 +8502,7 @@
       <w:spacing w:after="0" w:line="240" w:lineRule="auto"/>
     </w:pPr>
     <w:rPr>
-      <w:rFonts w:asciiTheme="majorHAnsi" w:eastAsiaTheme="majorEastAsia" w:hAnsiTheme="majorHAnsi" w:cstheme="majorBidi"/>
+      <w:rFonts/>
       <w:color w:val="000000" w:themeColor="text1"/>
     </w:rPr>
     <w:tblPr>
